--- a/outputs/mrv-operational-documents/D-Series_PDD_Responses_Evidence_Review_2026-10-15.docx
+++ b/outputs/mrv-operational-documents/D-Series_PDD_Responses_Evidence_Review_2026-10-15.docx
@@ -8572,7 +8572,7 @@
           <w:sz w:val="20"/>
           <w:szCs w:val="20"/>
         </w:rPr>
-        <w:t xml:space="preserve">Retention basis: Max’s ruling of 2026-10-13 (memory note project_cdr_net_to_gross_ratios.md) gives 2026 Charm-only net-to-gross of 53.3% before buffer and biochar 45.8%; comments [l]–[m] define 'CDR Retained' as that same ratio. At those values the steady-state monthly net CDR is about 150 tCO2e (210.6 × 0.533 + 82.2 × 0.458), not 266.7.</w:t>
+        <w:t>Retention basis: Max’s ruling of 2026-10-13 on net-to-gross gives 2026 Charm-only net-to-gross of 53.3% before buffer and biochar 45.8%; comments [l]–[m] define 'CDR Retained' as that same ratio. At those values the steady-state monthly net CDR is about 150 tCO2e (210.6 × 0.533 + 82.2 × 0.458), not 266.7.</w:t>
       </w:r>
     </w:p>
     <w:p>
@@ -8700,7 +8700,7 @@
           <w:sz w:val="20"/>
           <w:szCs w:val="20"/>
         </w:rPr>
-        <w:t xml:space="preserve">Rows below reflect a full read of the three 01 files (FAI-2024-0802, 30 of 30 pages; FAI-2024-0854, 14 of 14; G.E.C. letter, 1 of 1) and the Bio-oil SDS in 02 (8 of 8), per evidence_check_01.md and evidence_check_02a.md.</w:t>
+        <w:t>Rows below reflect a full read of the three 01 files (FAI-2024-0802, 30 of 30 pages; FAI-2024-0854, 14 of 14; G.E.C. letter, 1 of 1) and the Bio-oil SDS in 02 (8 of 8).</w:t>
       </w:r>
     </w:p>
     <w:p>
@@ -11104,7 +11104,7 @@
           <w:sz w:val="20"/>
           <w:szCs w:val="20"/>
         </w:rPr>
-        <w:t xml:space="preserve">At facility validation this was the one critical finding: FV p12, FAR 3, "Analysis of bio-oil for hazardous determination (TCLP or similar analysis as required under protocol) has not been completed due to lack of bio-oil production for injections", with the required action "Provide analysis in compliance with the requirements of protocol (Bio-oil testing results using US EPA RCRA SW0846 test methods)". The two-year history closed it: VR-A25 p29, finding 33, says the full characterization "including TCLP testing and SDS, was provided to and approved by KDHE", conclusion "Complete", so that package exists and can be re-attached. What the history does not cover is oil from a new reactor type: the dated tests are August–September 2024 (Fauske) and February 2025 (G.E.C.), before the "late 2026" D-Series commissioning (L61). Kansas is no longer an active injection destination (validation_precedent.md line 319 cites MEM feedback_no_kansas_oil_flow.md), so the Louisiana letter is the current-regulator record.</w:t>
+        <w:t>At facility validation this was the one critical finding: FV p12, FAR 3, "Analysis of bio-oil for hazardous determination (TCLP or similar analysis as required under protocol) has not been completed due to lack of bio-oil production for injections", with the required action "Provide analysis in compliance with the requirements of protocol (Bio-oil testing results using US EPA RCRA SW0846 test methods)". The two-year history closed it: VR-A25 p29, finding 33, says the full characterization "including TCLP testing and SDS, was provided to and approved by KDHE", conclusion "Complete", so that package exists and can be re-attached. What the history does not cover is oil from a new reactor type: the dated tests are August–September 2024 (Fauske) and February 2025 (G.E.C.), before the "late 2026" D-Series commissioning (L61). Kansas is no longer an active injection destination (Max's note), so the Louisiana letter is the current-regulator record.</w:t>
       </w:r>
     </w:p>
     <w:p>
@@ -11369,7 +11369,7 @@
           <w:sz w:val="20"/>
           <w:szCs w:val="20"/>
         </w:rPr>
-        <w:t xml:space="preserve">Rows below reflect a read of all 25 files in 02, per evidence_check_02a.md (13 files, every page) and evidence_check_02b.md (12 files; pages not opened: EHS-0024 p5–9, EHS-0037 p5–10, EHS-0020 p5–8, EHS-0011 p10–24 and p28–31, EHS-0010 p19–22 and p32–48; no verdict rests on them).</w:t>
+        <w:t>Rows below reflect a read of all 25 files in 02 (13 files read every page; 12 files read with these pages not opened: EHS-0024 p5–9, EHS-0037 p5–10, EHS-0020 p5–8, EHS-0011 p10–24 and p28–31, EHS-0010 p19–22 and p32–48; no verdict rests on them).</w:t>
       </w:r>
     </w:p>
     <w:p>
@@ -16340,7 +16340,7 @@
                 <w:sz w:val="17"/>
                 <w:szCs w:val="17"/>
               </w:rPr>
-              <w:t xml:space="preserve">Re-attach. Sources disagree on the date: validation_precedent.md final section item 1 notes KB 1074 prints "August 5, 2024".</w:t>
+              <w:t>Re-attach. Sources disagree on the date: the knowledge base prints "August 5, 2024".</w:t>
             </w:r>
           </w:p>
         </w:tc>
@@ -16740,7 +16740,7 @@
                 <w:sz w:val="17"/>
                 <w:szCs w:val="17"/>
               </w:rPr>
-              <w:t xml:space="preserve">Current equipment inventory showing all 8 units. Throughput record that reconciles with PDD 3109, "Scale: 83kg of biomass consumed per hour of operation per machine". No source read states how many pyrolyzers run today (validation_precedent.md final section item 10).</w:t>
+              <w:t>Current equipment inventory showing all 8 units. Throughput record that reconciles with PDD 3109, "Scale: 83kg of biomass consumed per hour of operation per machine". No source read states how many pyrolyzers run today.</w:t>
             </w:r>
           </w:p>
         </w:tc>
@@ -17101,7 +17101,7 @@
                 <w:sz w:val="17"/>
                 <w:szCs w:val="17"/>
               </w:rPr>
-              <w:t xml:space="preserve"> — "WEST Stack Test Report 25-1093, Dream Cloud 1 (Oct 2025).pdf" (15): p1 "Emissions testing was conducted on the Dream Cloud #1 stack", October 14, 2025, for PM, SO2, NOx, CO, THC and CH4; pages 1–20 never say pyrolyzer, D-Series, syngas burner or Miniforge. "_Charm Industrial_D-Series Emissions Calculations_3.04.2026 (1).xlsx" (15) ties the stack to the syngas burners: "Runs Sum" A1 "Summary of Results, Stack - Syngas Burners", A3 "Dream Cloud Stack #1"; "Emissions Summary (2 TPD)" C8 2 syngas burners. evidence_check_15.md records no description of the combustion units or of waste-heat use in either file.</w:t>
+              <w:t xml:space="preserve"> — "WEST Stack Test Report 25-1093, Dream Cloud 1 (Oct 2025).pdf" (15): p1 "Emissions testing was conducted on the Dream Cloud #1 stack", October 14, 2025, for PM, SO2, NOx, CO, THC and CH4; pages 1–20 never say pyrolyzer, D-Series, syngas burner or Miniforge. "_Charm Industrial_D-Series Emissions Calculations_3.04.2026 (1).xlsx" (15) ties the stack to the syngas burners: "Runs Sum" A1 "Summary of Results, Stack - Syngas Burners", A3 "Dream Cloud Stack #1"; "Emissions Summary (2 TPD)" C8 2 syngas burners. Neither file describes the combustion units or waste-heat use.</w:t>
             </w:r>
           </w:p>
         </w:tc>
@@ -18569,7 +18569,7 @@
                 <w:sz w:val="17"/>
                 <w:szCs w:val="17"/>
               </w:rPr>
-              <w:t xml:space="preserve"> — FV p10: "crediting period from March 1, 2024 through February 28, 2029 (5 year validation period)"; VR-A25 FAR 35 ("crediting period dates") closed "Complete" (validation_precedent.md final section item 4)</w:t>
+              <w:t xml:space="preserve"> — FV p10: "crediting period from March 1, 2024 through February 28, 2029 (5 year validation period)"; VR-A25 FAR 35 ("crediting period dates") closed "Complete"</w:t>
             </w:r>
           </w:p>
         </w:tc>
@@ -18736,7 +18736,7 @@
                 <w:sz w:val="17"/>
                 <w:szCs w:val="17"/>
               </w:rPr>
-              <w:t xml:space="preserve">Same file as 03 claim 3; same date difference with KB "August 5, 2024".</w:t>
+              <w:t>Same file as 03 claim 3; same date difference with the knowledge base’s "August 5, 2024".</w:t>
             </w:r>
           </w:p>
         </w:tc>
@@ -18872,7 +18872,7 @@
                 <w:sz w:val="17"/>
                 <w:szCs w:val="17"/>
               </w:rPr>
-              <w:t xml:space="preserve">Updated boundary diagram showing the D-Series. L103–104 list injectate transport and injection, while the section 06 table stops at pyrolysis; MEM project_dseries_pdd_responses_scope.md line 11 records "This is specifically for the Ft Lupton site, so anything beyond that isn't in scope." The diagram should show which side of the line those two activities sit on.</w:t>
+              <w:t>Updated boundary diagram showing the D-Series. L103–104 list injectate transport and injection, while the section 06 table stops at pyrolysis; Max's scope note of 2026-10-13 records "This is specifically for the Ft Lupton site, so anything beyond that isn't in scope." The diagram should show which side of the line those two activities sit on.</w:t>
             </w:r>
           </w:p>
         </w:tc>
@@ -22695,7 +22695,7 @@
                 <w:sz w:val="17"/>
                 <w:szCs w:val="17"/>
               </w:rPr>
-              <w:t xml:space="preserve"> — VR-A25 FAR 32 ("uncertainty and sensitivity analysis") closed "Complete" (validation_precedent.md final section item 4)</w:t>
+              <w:t xml:space="preserve"> — VR-A25 FAR 32 ("uncertainty and sensitivity analysis") closed "Complete"</w:t>
             </w:r>
           </w:p>
         </w:tc>
@@ -23095,7 +23095,7 @@
                 <w:sz w:val="17"/>
                 <w:szCs w:val="17"/>
               </w:rPr>
-              <w:t xml:space="preserve"> — "WEST Stack Test Report 25-1093, Dream Cloud 1 (Oct 2025).pdf" (15), 114 pages. Western Environmental Services and Testing, Inc., project 25-1093, cover dated October 14, 2025, signed by Terry D. May, Chief Technical Officer. p1 Table 1 "Dream Cloud #1 Stack | EPA Methods 1-5/202, 6C, 7E, 10, and 25A", testing PM, SO2, NOx, CO, THC and CH4 "during ramp up, steady rate and ramp down". p2: "the SO2 data collected is not valid"; CO "well above the span setting for the analyzer" in some runs (p2, p5). One stack, one day; pages 1–20 never say pyrolyzer or D-Series, and evidence_check_15.md records no feedstock type. Appendices B–G (pages 21–114: field data, analytical data, chain of custody, calibration, resumes) not read.</w:t>
+              <w:t xml:space="preserve"> — "WEST Stack Test Report 25-1093, Dream Cloud 1 (Oct 2025).pdf" (15), 114 pages. Western Environmental Services and Testing, Inc., project 25-1093, cover dated October 14, 2025, signed by Terry D. May, Chief Technical Officer. p1 Table 1 "Dream Cloud #1 Stack | EPA Methods 1-5/202, 6C, 7E, 10, and 25A", testing PM, SO2, NOx, CO, THC and CH4 "during ramp up, steady rate and ramp down". p2: "the SO2 data collected is not valid"; CO "well above the span setting for the analyzer" in some runs (p2, p5). One stack, one day; pages 1–20 never say pyrolyzer or D-Series, and no feedstock type is recorded. Appendices B–G (pages 21–114: field data, analytical data, chain of custody, calibration, resumes) not read.</w:t>
             </w:r>
           </w:p>
         </w:tc>
@@ -23662,7 +23662,7 @@
                 <w:sz w:val="17"/>
                 <w:szCs w:val="17"/>
               </w:rPr>
-              <w:t xml:space="preserve">Amortization schedule and the lifetime gross-sequestration figure with its basis. MEM project_dseries_pdd_responses_scope.md line 17 records this as a departure from amortizing "over facility biomass throughput", so the validator will be seeing it for the first time.</w:t>
+              <w:t>Amortization schedule and the lifetime gross-sequestration figure with its basis. Max's scope note of 2026-10-13 records this as a departure from amortizing "over facility biomass throughput", so the validator will be seeing it for the first time.</w:t>
             </w:r>
           </w:p>
         </w:tc>
@@ -25701,7 +25701,7 @@
           <w:sz w:val="20"/>
           <w:szCs w:val="20"/>
         </w:rPr>
-        <w:t xml:space="preserve">FV p10 accepted the baseline because "Biomass qualifies as EC5, EC8, EC14 and C1 ... Biomass utilized is from a government forest management and fire reduction program and has no other current use and limited disposal options", and every later verification reports it unchanged (VR-M26 p11–12, "No change since validation"). FV p14, item 17, left a watch item: "Monitor operations for changes that may impact additionality and re-assess when required", naming "the potential for sale of biochar as a co-product"; a biochar project now shares the facility (validation_precedent.md final section item 9, KB 904). The two-year history triggers BIO12 265: "Additionality determinations should be reviewed and completed every two years, at a minimum, or whenever project operating conditions change significantly", and the FV report is dated 4 Oct 2024, so "unchanged" needs current-project affidavits and funding documents behind it, not the 2024 Altitude set.</w:t>
+        <w:t>FV p10 accepted the baseline because "Biomass qualifies as EC5, EC8, EC14 and C1 ... Biomass utilized is from a government forest management and fire reduction program and has no other current use and limited disposal options", and every later verification reports it unchanged (VR-M26 p11–12, "No change since validation"). FV p14, item 17, left a watch item: "Monitor operations for changes that may impact additionality and re-assess when required", naming "the potential for sale of biochar as a co-product"; a biochar project now shares the facility (the knowledge base). The two-year history triggers BIO12 265: "Additionality determinations should be reviewed and completed every two years, at a minimum, or whenever project operating conditions change significantly", and the FV report is dated 4 Oct 2024, so "unchanged" needs current-project affidavits and funding documents behind it, not the 2024 Altitude set.</w:t>
       </w:r>
     </w:p>
     <w:p>
@@ -30003,7 +30003,7 @@
                 <w:sz w:val="17"/>
                 <w:szCs w:val="17"/>
               </w:rPr>
-              <w:t xml:space="preserve">Biochar offtake agreements, if any. The biochar project registration: validation_precedent.md names "01 Aug 2025 — Validation &amp; Verification Report" (KB 929) but it was not read. KB 904 records the biochar project's production facility as "Fort Lupton, CO".</w:t>
+              <w:t>Biochar offtake agreements, if any. The biochar project registration: the knowledge base names "01 Aug 2025 — Validation &amp; Verification Report" but it was not read. The knowledge base records the biochar project's production facility as "Fort Lupton, CO".</w:t>
             </w:r>
           </w:p>
         </w:tc>
@@ -30236,7 +30236,7 @@
                 <w:sz w:val="17"/>
                 <w:szCs w:val="17"/>
               </w:rPr>
-              <w:t xml:space="preserve">: STD 828-831 and 1055-1061, /Users/maxlavine/Desktop/Claude/Skills/MRV Expert/knowledge-base/isometric_standard_v2.1.txt</w:t>
+              <w:t>: STD 828-831 and 1055-1061, Isometric Standard v2.1 text (knowledge base)</w:t>
             </w:r>
           </w:p>
         </w:tc>
@@ -30374,7 +30374,7 @@
           <w:sz w:val="20"/>
           <w:szCs w:val="20"/>
         </w:rPr>
-        <w:t xml:space="preserve">In 2024 the only evidence listed was the PDD and change log ("V 1.7 Charm Industrial G.P. Bio Oil Sequestration PDD.docx.pdf; PDD Change-Log.xlsx", FV p18). The validator accepted it because "Charm is not recovering tipping fees from feedstock suppliers, is no selling co-products and is relying exclusively on carbon removal crediting for finance", and added "biochar sales are a potential future consideration ... which should be monitored and reviewed for changes at future verifications" (FV p18; also FV p14, item 17). The two-year history changes this topic: KB 904 records a biochar project at the same facility. If biochar now earns revenue, the Standard's first arm ("main purpose and only source of revenue", STD 828-831) no longer describes the facility, and STD 1055-1061 calls for full financials with an IRR calculation.</w:t>
+        <w:t>In 2024 the only evidence listed was the PDD and change log ("V 1.7 Charm Industrial G.P. Bio Oil Sequestration PDD.docx.pdf; PDD Change-Log.xlsx", FV p18). The validator accepted it because "Charm is not recovering tipping fees from feedstock suppliers, is no selling co-products and is relying exclusively on carbon removal crediting for finance", and added "biochar sales are a potential future consideration ... which should be monitored and reviewed for changes at future verifications" (FV p18; also FV p14, item 17). The two-year history changes this topic: the knowledge base records a biochar project at the same facility. If biochar now earns revenue, the Standard's first arm ("main purpose and only source of revenue", STD 828-831) no longer describes the facility, and STD 1055-1061 calls for full financials with an IRR calculation.</w:t>
       </w:r>
     </w:p>
     <w:p>
@@ -30743,7 +30743,7 @@
                 <w:sz w:val="17"/>
                 <w:szCs w:val="17"/>
               </w:rPr>
-              <w:t xml:space="preserve">: v2.1 text, STD 849-852 (same sentence) and STD 892-896 ("BiCRS / Bio-CCS" "5-6"), /Users/maxlavine/Desktop/Claude/Skills/MRV Expert/knowledge-base/isometric_standard_v2.1.txt. v2.0 text not among the files read</w:t>
+              <w:t>: v2.1 text, STD 849-852 (same sentence) and STD 892-896 ("BiCRS / Bio-CCS" "5-6"), Isometric Standard v2.1 text (knowledge base). v2.0 text not among the files read</w:t>
             </w:r>
           </w:p>
         </w:tc>
@@ -31912,7 +31912,7 @@
                 <w:sz w:val="17"/>
                 <w:szCs w:val="17"/>
               </w:rPr>
-              <w:t xml:space="preserve">: VR-A25, VR-D25, VR-M26 (01_2026-03-18_verification_report.pdf) in knowledge-base/isometric-pdfs/; KB 321-337 lists 13 GHG statements 12 Mar 2024 to 2 Mar 2026</w:t>
+              <w:t>: VR-A25, VR-D25, VR-M26 (01_2026-03-18_verification_report.pdf) in knowledge-base/isometric-pdfs/; the knowledge base lists 13 GHG statements 12 Mar 2024 to 2 Mar 2026</w:t>
             </w:r>
           </w:p>
         </w:tc>
@@ -32048,7 +32048,7 @@
                 <w:sz w:val="17"/>
                 <w:szCs w:val="17"/>
               </w:rPr>
-              <w:t xml:space="preserve">: STD 835-838, /Users/maxlavine/Desktop/Claude/Skills/MRV Expert/knowledge-base/isometric_standard_v2.1.txt</w:t>
+              <w:t>: STD 835-838, Isometric Standard v2.1 text (knowledge base)</w:t>
             </w:r>
           </w:p>
         </w:tc>
@@ -32215,7 +32215,7 @@
           <w:sz w:val="20"/>
           <w:szCs w:val="20"/>
         </w:rPr>
-        <w:t xml:space="preserve">"over two years" (491) against the annual table's 2024 row of 0 (399-402). The registry record runs from 12 Mar 2024 (KB 321-337) but is project-wide; Charm WODO is "Verified from April 2025 onward" (KB 297), first appearing in the "Feb-Mar 2025 period" (CDF 50).</w:t>
+        <w:t>"over two years" (491) against the annual table's 2024 row of 0 (399-402). The registry record runs from 12 Mar 2024 (knowledge base) but is project-wide; Charm WODO is "Verified from April 2025 onward" (knowledge base), first appearing in the "Feb-Mar 2025 period" (Certify deep-dive notes).</w:t>
       </w:r>
     </w:p>
     <w:p>
@@ -33227,7 +33227,7 @@
                 <w:sz w:val="17"/>
                 <w:szCs w:val="17"/>
               </w:rPr>
-              <w:t xml:space="preserve">: STD 839-842, 1094, 1100-1103, /Users/maxlavine/Desktop/Claude/Skills/MRV Expert/knowledge-base/isometric_standard_v2.1.txt</w:t>
+              <w:t>: STD 839-842, 1094, 1100-1103, Isometric Standard v2.1 text (knowledge base)</w:t>
             </w:r>
           </w:p>
         </w:tc>
@@ -33365,7 +33365,7 @@
           <w:sz w:val="20"/>
           <w:szCs w:val="20"/>
         </w:rPr>
-        <w:t xml:space="preserve">Both 2024 validations accepted regulatory additionality on a statement: "Acceptable – There are no regulatory requirements calling for disposal of biomass wastes in salt caverns in the local, state, nor national jurisdictions" (FV p10) and "it is not mandated by any existing regulatory, policy, or other legal requirements" (OV p12). The facility validation tied air permitting to scale: "does not require permitting for up to 7 pyrolyzers in operation. For up to 18 pyrolyzers planned, Charm has prepared required notification to CO" (FV p24), with FAR 8, "Monitor requirement for submitting air permitting notification (APEN) in future verifications" (FV p14), still "Continue to monitor" after "Charm's CO facility is operating below the APEN threshold" (VR-A25 p30, FAR 38). With the D-Series added, the validator will want the current air permitting position against those pyrolyzer counts. No source read states how many pyrolyzers run today (validation_precedent.md, operating-history item 10).</w:t>
+        <w:t>Both 2024 validations accepted regulatory additionality on a statement: "Acceptable – There are no regulatory requirements calling for disposal of biomass wastes in salt caverns in the local, state, nor national jurisdictions" (FV p10) and "it is not mandated by any existing regulatory, policy, or other legal requirements" (OV p12). The facility validation tied air permitting to scale: "does not require permitting for up to 7 pyrolyzers in operation. For up to 18 pyrolyzers planned, Charm has prepared required notification to CO" (FV p24), with FAR 8, "Monitor requirement for submitting air permitting notification (APEN) in future verifications" (FV p14), still "Continue to monitor" after "Charm's CO facility is operating below the APEN threshold" (VR-A25 p30, FAR 38). With the D-Series added, the validator will want the current air permitting position against those pyrolyzer counts. No source read states how many pyrolyzers run today.</w:t>
       </w:r>
     </w:p>
     <w:p>
@@ -36409,7 +36409,7 @@
                 <w:sz w:val="17"/>
                 <w:szCs w:val="17"/>
               </w:rPr>
-              <w:t xml:space="preserve">Save a dated copy of OSHA's state-plan page. evidence_check_02b.md found no file addressing state-plan status, and two programs rest on California rules: EHS-0011 p5 "meets the requirements of Cal/OSHA regulations: CCR, Title 8, Section 5194"; EHS-0008 p4 "Title 8, California Code of Regulations Title 8, Section 3314, and Title 29 Code of Federal Regulations (CFR) Part 1910.147".</w:t>
+              <w:t>Save a dated copy of OSHA's state-plan page. No file read addresses state-plan status, and two programs rest on California rules: EHS-0011 p5 "meets the requirements of Cal/OSHA regulations: CCR, Title 8, Section 5194"; EHS-0008 p4 "Title 8, California Code of Regulations Title 8, Section 3314, and Title 29 Code of Federal Regulations (CFR) Part 1910.147".</w:t>
             </w:r>
           </w:p>
         </w:tc>
@@ -37473,7 +37473,7 @@
                 <w:sz w:val="17"/>
                 <w:szCs w:val="17"/>
               </w:rPr>
-              <w:t xml:space="preserve">the scope note (MEM project_dseries_pdd_responses_scope.md line 11, quoted in validation_precedent.md topic 04): "This is specifically for the Ft Lupton site, so anything beyond that isn't in scope." Either strike "underground injection" from L503 or add a row with the current Louisiana permit.</w:t>
+              <w:t>the scope note (Max's scope note of 2026-10-13): "This is specifically for the Ft Lupton site, so anything beyond that isn't in scope." Either strike "underground injection" from L503 or add a row with the current Louisiana permit.</w:t>
             </w:r>
           </w:p>
         </w:tc>
@@ -37978,7 +37978,7 @@
                 <w:sz w:val="17"/>
                 <w:szCs w:val="17"/>
               </w:rPr>
-              <w:t xml:space="preserve">: FV p24 note; no separate stormwater file name is listed in validation_precedent.md</w:t>
+              <w:t>: FV p24 note; no separate stormwater file name is listed</w:t>
             </w:r>
           </w:p>
         </w:tc>
@@ -38579,7 +38579,7 @@
           <w:sz w:val="20"/>
           <w:szCs w:val="20"/>
         </w:rPr>
-        <w:t xml:space="preserve">No table row names the D-Series pyrolyzers (claims_15_23.md section 15 notes).</w:t>
+        <w:t>No table row names the D-Series pyrolyzers.</w:t>
       </w:r>
     </w:p>
     <w:p>
@@ -39109,7 +39109,7 @@
                 <w:sz w:val="17"/>
                 <w:szCs w:val="17"/>
               </w:rPr>
-              <w:t xml:space="preserve">: "WEST Stack Test Report 25-1093, Dream Cloud 1 (Oct 2025).pdf", subfolder 15. Western Environmental Services and Testing, Inc., project 25-1093, cover dated October 14, 2025, signed by Terry D. May, Chief Technical Officer; p1 Table 1 "Dream Cloud #1 Stack | EPA Methods 1-5/202, 6C, 7E, 10, and 25A" for PM, SO2, NOx, CO, THC and CH4. One stack on one day (p2); pages 1-20 never say pyrolyzer or D-Series, and evidence_check_15.md records no feedstock type. p2: SO2 data "not valid"; CO "well above the span setting" in some runs. Appendices B-G (pages 21-114, including resumes) not read.</w:t>
+              <w:t>: "WEST Stack Test Report 25-1093, Dream Cloud 1 (Oct 2025).pdf", subfolder 15. Western Environmental Services and Testing, Inc., project 25-1093, cover dated October 14, 2025, signed by Terry D. May, Chief Technical Officer; p1 Table 1 "Dream Cloud #1 Stack | EPA Methods 1-5/202, 6C, 7E, 10, and 25A" for PM, SO2, NOx, CO, THC and CH4. One stack on one day (p2); pages 1-20 never say pyrolyzer or D-Series, and no feedstock type is recorded. p2: SO2 data "not valid"; CO "well above the span setting" in some runs. Appendices B-G (pages 21-114, including resumes) not read.</w:t>
             </w:r>
           </w:p>
         </w:tc>
@@ -39245,7 +39245,7 @@
                 <w:sz w:val="17"/>
                 <w:szCs w:val="17"/>
               </w:rPr>
-              <w:t xml:space="preserve">: "_Charm Industrial_D-Series Emissions Calculations_3.04.2026 (1).xlsx", subfolder 15. Summary rows multiply a stack-test factor by D-Series throughput through the burners ("Emissions Summary (2 TPD)" E21 =$C$16*D21/2000, C16 in lb/year) and scale from the tested 1.9 TPD ("Emissions Summary (5TPD)" C13 comment "Tests were conducted for 1.9 TPD, scaled up to 5 MTPD for full capacity."). Assumes 85% uptime (B30) and zero ramp-up hours ("Runs Sum" B15 empty). No preparer and no date inside the file; the rows evidence_check_15.md reports (E21-E29) are NOx, CO, PM, SO2, VOC and HAPs for APEN comparison.</w:t>
+              <w:t>: "_Charm Industrial_D-Series Emissions Calculations_3.04.2026 (1).xlsx", subfolder 15. Summary rows multiply a stack-test factor by D-Series throughput through the burners ("Emissions Summary (2 TPD)" E21 =$C$16*D21/2000, C16 in lb/year) and scale from the tested 1.9 TPD ("Emissions Summary (5TPD)" C13 comment "Tests were conducted for 1.9 TPD, scaled up to 5 MTPD for full capacity."). Assumes 85% uptime (B30) and zero ramp-up hours ("Runs Sum" B15 empty). No preparer and no date inside the file; the rows at E21-E29 are NOx, CO, PM, SO2, VOC and HAPs for APEN comparison.</w:t>
             </w:r>
           </w:p>
         </w:tc>
@@ -39517,7 +39517,7 @@
                 <w:sz w:val="17"/>
                 <w:szCs w:val="17"/>
               </w:rPr>
-              <w:t xml:space="preserve">: uncertainty and sensitivity analysis provided for VR-A25 FAR 32, closed "Complete" (VR-A25 p29-31; file name not recorded in validation_precedent.md)</w:t>
+              <w:t>: uncertainty and sensitivity analysis provided for VR-A25 FAR 32, closed "Complete" (VR-A25 p29-31; file name not recorded)</w:t>
             </w:r>
           </w:p>
         </w:tc>
@@ -40956,7 +40956,7 @@
           <w:sz w:val="20"/>
           <w:szCs w:val="20"/>
         </w:rPr>
-        <w:t xml:space="preserve">The 2024 validator wrote: "Charm has completed proper air permitting analysis and does not require permitting for up to 7 pyrolyzers in operation. For up to 18 pyrolyzers planned, Charm has prepared required notification to CO but will still not require a full air permit - just notification. Monitor APEN submission for air emissions in future verifications." (FV p24), and for site permits: "Confirm compliance with permits for new bio-oil in future verifications" (FV p24). BIO12 lines 189-190 ask for "any encroachment permits under county or city guidelines, or any federal, state, or local air, water, or restricted land use operating permits". With the D-Series added after two years of operation, the validator will compare today's pyrolyzer count to the "up to 7" limit; validation_precedent.md item 10 records that no source read states how many pyrolyzers run at Fort Lupton today.</w:t>
+        <w:t>The 2024 validator wrote: "Charm has completed proper air permitting analysis and does not require permitting for up to 7 pyrolyzers in operation. For up to 18 pyrolyzers planned, Charm has prepared required notification to CO but will still not require a full air permit - just notification. Monitor APEN submission for air emissions in future verifications." (FV p24), and for site permits: "Confirm compliance with permits for new bio-oil in future verifications" (FV p24). BIO12 lines 189-190 ask for "any encroachment permits under county or city guidelines, or any federal, state, or local air, water, or restricted land use operating permits". With the D-Series added after two years of operation, the validator will compare today's pyrolyzer count to the "up to 7" limit; no source read states how many pyrolyzers run at Fort Lupton today.</w:t>
       </w:r>
     </w:p>
     <w:p>
@@ -40985,7 +40985,7 @@
           <w:sz w:val="20"/>
           <w:szCs w:val="20"/>
         </w:rPr>
-        <w:t xml:space="preserve">L545 "In Kansas and Louisiana, where bio-oil is injected": Max's memory note feedback_no_kansas_oil_flow.md quotes him on 2026-10-01, "CO = RIGHT, KS = WRONG. Everything is going to Louisiana at this point.", and its description says "No oil goes to Kansas". VR-M26 p3 lists KDHE as "(Prior Injections)".</w:t>
+        <w:t>L545 "In Kansas and Louisiana, where bio-oil is injected": Max's note quotes him on 2026-10-01, "CO = RIGHT, KS = WRONG. Everything is going to Louisiana at this point.", and the note says "No oil goes to Kansas". VR-M26 p3 lists KDHE as "(Prior Injections)".</w:t>
       </w:r>
     </w:p>
     <w:p>
@@ -49769,7 +49769,7 @@
           <w:sz w:val="20"/>
           <w:szCs w:val="20"/>
         </w:rPr>
-        <w:t xml:space="preserve">The PDD's closure conditions cover only the injection sites, for example "LA: Once Charm determines that reservoir is at capacity, or Charm decides to cease injection at Basco 6" (PDD 1708-1719); validation_precedent.md records NOTHING FOUND for a Fort Lupton closure text. The 2024 validator's note on the "Post-cessation plan" row, "Confirmed - no change from previous Validation for injection and pre-processing sites" (FV p24), does not address the MiniForge site. STD 1253 requires impact assessments to "include provisions for Project closure and post-closure." Two years of operation and a planned D-Series end date (comments [f] L630 and [i] L642) make closure concrete rather than hypothetical.</w:t>
+        <w:t>The PDD's closure conditions cover only the injection sites, for example "LA: Once Charm determines that reservoir is at capacity, or Charm decides to cease injection at Basco 6" (PDD 1708-1719); the prior-validation record shows NOTHING FOUND for a Fort Lupton closure text. The 2024 validator's note on the "Post-cessation plan" row, "Confirmed - no change from previous Validation for injection and pre-processing sites" (FV p24), does not address the MiniForge site. STD 1253 requires impact assessments to "include provisions for Project closure and post-closure." Two years of operation and a planned D-Series end date (comments [f] L630 and [i] L642) make closure concrete rather than hypothetical.</w:t>
       </w:r>
     </w:p>
     <w:p>
